--- a/templates/fos_2026_tagged.docx
+++ b/templates/fos_2026_tagged.docx
@@ -485,31 +485,7 @@
         </w:rPr>
       </w:pPr>
       <w:r>
-        <w:rPr>
-          <w:rFonts w:eastAsia="Times New Roman" w:cs="Times New Roman"/>
-          <w:sz w:val="24"/>
-          <w:szCs w:val="24"/>
-        </w:rPr>
-        <w:t xml:space="preserve">заседания кафедры </w:t>
-      </w:r>
-      <w:r>
-        <w:rPr>
-          <w:rFonts w:eastAsia="Times New Roman" w:cs="Times New Roman"/>
-          <w:sz w:val="24"/>
-          <w:szCs w:val="24"/>
-          <w:u w:val="single"/>
-        </w:rPr>
-        <w:t>  математических</w:t>
-      </w:r>
-      <w:r>
-        <w:rPr>
-          <w:rFonts w:eastAsia="Times New Roman" w:cs="Times New Roman"/>
-          <w:sz w:val="24"/>
-          <w:szCs w:val="24"/>
-          <w:u w:val="single"/>
-        </w:rPr>
-        <w:tab/>
-        <w:t xml:space="preserve"> </w:t>
+        <w:t>заседания кафедры {{ department_name }}</w:t>
       </w:r>
     </w:p>
     <w:p>
@@ -530,24 +506,7 @@
           <w:u w:val="single"/>
         </w:rPr>
       </w:pPr>
-      <w:r>
-        <w:rPr>
-          <w:rFonts w:eastAsia="Times New Roman" w:cs="Times New Roman"/>
-          <w:sz w:val="24"/>
-          <w:szCs w:val="24"/>
-          <w:u w:val="single"/>
-        </w:rPr>
-        <w:t>методов в экономике и управлении</w:t>
-      </w:r>
-      <w:r>
-        <w:rPr>
-          <w:rFonts w:eastAsia="Times New Roman" w:cs="Times New Roman"/>
-          <w:sz w:val="24"/>
-          <w:szCs w:val="24"/>
-          <w:u w:val="single"/>
-        </w:rPr>
-        <w:tab/>
-      </w:r>
+      <w:r/>
     </w:p>
     <w:bookmarkEnd w:id="0"/>
     <w:p>

--- a/templates/fos_2026_tagged.docx
+++ b/templates/fos_2026_tagged.docx
@@ -485,7 +485,13 @@
         </w:rPr>
       </w:pPr>
       <w:r>
-        <w:t>заседания кафедры {{ department_name }}</w:t>
+        <w:t xml:space="preserve">заседания кафедры </w:t>
+      </w:r>
+      <w:r>
+        <w:rPr>
+          <w:highlight w:val="yellow"/>
+        </w:rPr>
+        <w:t>{{ department_name }}</w:t>
       </w:r>
     </w:p>
     <w:p>
@@ -613,6 +619,9 @@
         </w:rPr>
       </w:pPr>
       <w:r>
+        <w:rPr>
+          <w:highlight w:val="yellow"/>
+        </w:rPr>
         <w:t>{{ index }} {{ name }}</w:t>
       </w:r>
     </w:p>
@@ -660,7 +669,13 @@
       <w:proofErr w:type="gramStart"/>
       <w:proofErr w:type="gramEnd"/>
       <w:r>
-        <w:t>по направлению подготовки {{ direction }}</w:t>
+        <w:t xml:space="preserve">по направлению подготовки </w:t>
+      </w:r>
+      <w:r>
+        <w:rPr>
+          <w:highlight w:val="yellow"/>
+        </w:rPr>
+        <w:t>{{ direction }}</w:t>
       </w:r>
     </w:p>
     <w:p>
@@ -710,7 +725,13 @@
         </w:rPr>
       </w:pPr>
       <w:r>
-        <w:t>направленности (профиля) {{ profile }}</w:t>
+        <w:t xml:space="preserve">направленности (профиля) </w:t>
+      </w:r>
+      <w:r>
+        <w:rPr>
+          <w:highlight w:val="yellow"/>
+        </w:rPr>
+        <w:t>{{ profile }}</w:t>
       </w:r>
     </w:p>
     <w:p>
@@ -760,7 +781,13 @@
         </w:rPr>
       </w:pPr>
       <w:r>
-        <w:t>форма обучения {{ form_study }}</w:t>
+        <w:t xml:space="preserve">форма обучения </w:t>
+      </w:r>
+      <w:r>
+        <w:rPr>
+          <w:highlight w:val="yellow"/>
+        </w:rPr>
+        <w:t>{{ form_study }}</w:t>
       </w:r>
     </w:p>
     <w:p>

--- a/templates/fos_2026_tagged.docx
+++ b/templates/fos_2026_tagged.docx
@@ -973,7 +973,7 @@
         </w:rPr>
       </w:pPr>
       <w:r>
-        <w:t>{{ current_control }}</w:t>
+        <w:t>{{p current_control }}</w:t>
       </w:r>
     </w:p>
     <w:p>
@@ -1099,7 +1099,7 @@
         </w:rPr>
       </w:pPr>
       <w:r>
-        <w:t>{{ interim_attestation }}</w:t>
+        <w:t>{{p interim_attestation }}</w:t>
       </w:r>
     </w:p>
     <w:p>
@@ -1150,7 +1150,7 @@
     </w:p>
     <w:p>
       <w:r>
-        <w:t>{{ gia }}</w:t>
+        <w:t>{{p gia }}</w:t>
       </w:r>
     </w:p>
     <w:p>

--- a/templates/fos_2026_tagged.docx
+++ b/templates/fos_2026_tagged.docx
@@ -490,29 +490,16 @@
       <w:r>
         <w:rPr>
           <w:highlight w:val="yellow"/>
+          <w:u w:val="single"/>
         </w:rPr>
         <w:t>{{ department_name }}</w:t>
       </w:r>
-    </w:p>
-    <w:p>
-      <w:pPr>
-        <w:widowControl w:val="0"/>
-        <w:tabs>
-          <w:tab w:val="right" w:pos="9638"/>
-        </w:tabs>
-        <w:autoSpaceDE w:val="0"/>
-        <w:autoSpaceDN w:val="0"/>
-        <w:spacing w:after="0" w:line="256" w:lineRule="auto"/>
-        <w:ind w:left="5103"/>
-        <w:jc w:val="left"/>
-        <w:rPr>
-          <w:rFonts w:eastAsia="Times New Roman" w:cs="Times New Roman"/>
-          <w:sz w:val="24"/>
-          <w:szCs w:val="24"/>
+      <w:r>
+        <w:rPr>
           <w:u w:val="single"/>
         </w:rPr>
-      </w:pPr>
-      <w:r/>
+        <w:tab/>
+      </w:r>
     </w:p>
     <w:bookmarkEnd w:id="0"/>
     <w:p>
@@ -674,8 +661,15 @@
       <w:r>
         <w:rPr>
           <w:highlight w:val="yellow"/>
+          <w:u w:val="single"/>
         </w:rPr>
         <w:t>{{ direction }}</w:t>
+      </w:r>
+      <w:r>
+        <w:rPr>
+          <w:u w:val="single"/>
+        </w:rPr>
+        <w:tab/>
       </w:r>
     </w:p>
     <w:p>
@@ -730,8 +724,15 @@
       <w:r>
         <w:rPr>
           <w:highlight w:val="yellow"/>
+          <w:u w:val="single"/>
         </w:rPr>
         <w:t>{{ profile }}</w:t>
+      </w:r>
+      <w:r>
+        <w:rPr>
+          <w:u w:val="single"/>
+        </w:rPr>
+        <w:tab/>
       </w:r>
     </w:p>
     <w:p>
@@ -786,8 +787,15 @@
       <w:r>
         <w:rPr>
           <w:highlight w:val="yellow"/>
+          <w:u w:val="single"/>
         </w:rPr>
         <w:t>{{ form_study }}</w:t>
+      </w:r>
+      <w:r>
+        <w:rPr>
+          <w:u w:val="single"/>
+        </w:rPr>
+        <w:tab/>
       </w:r>
     </w:p>
     <w:p>
@@ -857,30 +865,6 @@
     </w:p>
     <w:p>
       <w:pPr>
-        <w:tabs>
-          <w:tab w:val="left" w:pos="2694"/>
-        </w:tabs>
-        <w:ind w:right="-2"/>
-        <w:rPr>
-          <w:sz w:val="24"/>
-          <w:szCs w:val="24"/>
-        </w:rPr>
-      </w:pPr>
-    </w:p>
-    <w:p>
-      <w:pPr>
-        <w:tabs>
-          <w:tab w:val="left" w:pos="2694"/>
-        </w:tabs>
-        <w:ind w:right="-2"/>
-        <w:rPr>
-          <w:sz w:val="24"/>
-          <w:szCs w:val="24"/>
-        </w:rPr>
-      </w:pPr>
-    </w:p>
-    <w:p>
-      <w:pPr>
         <w:ind w:right="-2"/>
         <w:rPr>
           <w:sz w:val="24"/>
@@ -973,7 +957,16 @@
         </w:rPr>
       </w:pPr>
       <w:r>
-        <w:t>{{p current_control }}</w:t>
+        <w:rPr>
+          <w:b/>
+        </w:rPr>
+        <w:t>Примерный перечень з</w:t>
+      </w:r>
+      <w:r>
+        <w:rPr>
+          <w:b/>
+        </w:rPr>
+        <w:t>адач</w:t>
       </w:r>
     </w:p>
     <w:p>
@@ -985,15 +978,45 @@
           <w:i/>
         </w:rPr>
       </w:pPr>
-      <w:r/>
+      <w:r>
+        <w:t xml:space="preserve">Задачи к разделу 1. (оцениваемая компетенция и индикатор </w:t>
+      </w:r>
+      <w:r>
+        <w:rPr>
+          <w:highlight w:val="yellow"/>
+        </w:rPr>
+        <w:t>{{ fos_indicators }}</w:t>
+      </w:r>
+      <w:r>
+        <w:t>)</w:t>
+      </w:r>
+    </w:p>
+    <w:p>
+      <w:r>
+        <w:t>{{p current_control }}</w:t>
+      </w:r>
+    </w:p>
+    <w:p>
+      <w:pPr>
+        <w:spacing w:after="0"/>
+        <w:jc w:val="both"/>
+      </w:pPr>
     </w:p>
     <w:p>
       <w:pPr>
         <w:spacing w:after="0"/>
         <w:ind w:firstLine="567"/>
         <w:jc w:val="both"/>
-      </w:pPr>
-      <w:r/>
+        <w:rPr>
+          <w:b/>
+        </w:rPr>
+      </w:pPr>
+      <w:r>
+        <w:rPr>
+          <w:b/>
+        </w:rPr>
+        <w:t>2. Контрольные вопросы и задания для проведения промежуточной аттестации</w:t>
+      </w:r>
     </w:p>
     <w:p>
       <w:pPr>
@@ -1001,117 +1024,25 @@
         <w:ind w:firstLine="567"/>
         <w:jc w:val="both"/>
       </w:pPr>
-      <w:r/>
     </w:p>
     <w:p>
       <w:pPr>
         <w:spacing w:after="0"/>
-        <w:ind w:firstLine="567"/>
-        <w:jc w:val="both"/>
-      </w:pPr>
-      <w:r/>
-    </w:p>
-    <w:p>
-      <w:pPr>
-        <w:spacing w:after="0"/>
-        <w:ind w:firstLine="567"/>
-        <w:jc w:val="both"/>
-      </w:pPr>
-      <w:r/>
-    </w:p>
-    <w:p>
-      <w:pPr>
-        <w:spacing w:after="0"/>
-        <w:jc w:val="both"/>
         <w:rPr>
           <w:b/>
-          <w:i/>
-        </w:rPr>
-      </w:pPr>
-      <w:r/>
-    </w:p>
-    <w:p>
-      <w:pPr>
-        <w:spacing w:after="0"/>
-        <w:ind w:firstLine="567"/>
-        <w:jc w:val="both"/>
-      </w:pPr>
-      <w:r/>
-    </w:p>
-    <w:p>
-      <w:pPr>
-        <w:spacing w:after="0"/>
-        <w:ind w:firstLine="567"/>
-        <w:jc w:val="both"/>
-      </w:pPr>
-      <w:r/>
-    </w:p>
-    <w:p>
-      <w:pPr>
-        <w:spacing w:after="0"/>
-        <w:ind w:firstLine="567"/>
-        <w:jc w:val="both"/>
-      </w:pPr>
-      <w:r/>
-    </w:p>
-    <w:p>
-      <w:pPr>
-        <w:spacing w:after="0"/>
-        <w:ind w:firstLine="567"/>
-        <w:jc w:val="both"/>
-      </w:pPr>
-      <w:r/>
-    </w:p>
-    <w:p>
-      <w:pPr>
-        <w:spacing w:after="0"/>
-        <w:jc w:val="both"/>
-      </w:pPr>
-    </w:p>
-    <w:p>
-      <w:pPr>
-        <w:spacing w:after="0"/>
-        <w:ind w:firstLine="567"/>
-        <w:jc w:val="both"/>
+        </w:rPr>
+      </w:pPr>
+      <w:r>
         <w:rPr>
           <w:b/>
         </w:rPr>
-      </w:pPr>
-      <w:r>
-        <w:rPr>
-          <w:b/>
-        </w:rPr>
-        <w:t>2. Контрольные вопросы и задания для проведения промежуточной аттестации</w:t>
-      </w:r>
-    </w:p>
-    <w:p>
-      <w:pPr>
-        <w:spacing w:after="0"/>
-        <w:ind w:firstLine="567"/>
-        <w:jc w:val="both"/>
-      </w:pPr>
-    </w:p>
-    <w:p>
-      <w:pPr>
-        <w:spacing w:after="0"/>
-        <w:rPr>
-          <w:b/>
-        </w:rPr>
-      </w:pPr>
+        <w:t>Примерный состав тестовых вопросов для проверки качества освоения дисциплины:</w:t>
+      </w:r>
+    </w:p>
+    <w:p>
       <w:r>
         <w:t>{{p interim_attestation }}</w:t>
       </w:r>
-    </w:p>
-    <w:p>
-      <w:pPr>
-        <w:spacing w:after="0"/>
-        <w:ind w:firstLine="567"/>
-        <w:jc w:val="both"/>
-        <w:rPr>
-          <w:color w:val="FF0000"/>
-        </w:rPr>
-      </w:pPr>
-      <w:r/>
     </w:p>
     <w:p>
       <w:pPr>

--- a/templates/fos_2026_tagged.docx
+++ b/templates/fos_2026_tagged.docx
@@ -486,6 +486,12 @@
       </w:pPr>
       <w:r>
         <w:t xml:space="preserve">заседания кафедры </w:t>
+      </w:r>
+      <w:r>
+        <w:rPr>
+          <w:u w:val="single"/>
+        </w:rPr>
+        <w:t xml:space="preserve">  </w:t>
       </w:r>
       <w:r>
         <w:rPr>
@@ -660,6 +666,12 @@
       </w:r>
       <w:r>
         <w:rPr>
+          <w:u w:val="single"/>
+        </w:rPr>
+        <w:t xml:space="preserve"> </w:t>
+      </w:r>
+      <w:r>
+        <w:rPr>
           <w:highlight w:val="yellow"/>
           <w:u w:val="single"/>
         </w:rPr>
@@ -786,6 +798,12 @@
       </w:r>
       <w:r>
         <w:rPr>
+          <w:u w:val="single"/>
+        </w:rPr>
+        <w:t xml:space="preserve">  </w:t>
+      </w:r>
+      <w:r>
+        <w:rPr>
           <w:highlight w:val="yellow"/>
           <w:u w:val="single"/>
         </w:rPr>
@@ -1052,6 +1070,11 @@
       </w:pPr>
     </w:p>
     <w:p>
+      <w:r>
+        <w:t>{%p if gia_present %}</w:t>
+      </w:r>
+    </w:p>
+    <w:p>
       <w:pPr>
         <w:spacing w:after="0"/>
         <w:ind w:firstLine="567"/>
@@ -1082,6 +1105,11 @@
     <w:p>
       <w:r>
         <w:t>{{p gia }}</w:t>
+      </w:r>
+    </w:p>
+    <w:p>
+      <w:r>
+        <w:t>{%p endif %}</w:t>
       </w:r>
     </w:p>
     <w:p>

--- a/templates/fos_2026_tagged.docx
+++ b/templates/fos_2026_tagged.docx
@@ -485,16 +485,27 @@
         </w:rPr>
       </w:pPr>
       <w:r>
+        <w:rPr>
+          <w:rFonts w:eastAsia="Times New Roman" w:cs="Times New Roman"/>
+          <w:sz w:val="24"/>
+          <w:szCs w:val="24"/>
+        </w:rPr>
         <w:t xml:space="preserve">заседания кафедры </w:t>
       </w:r>
       <w:r>
         <w:rPr>
+          <w:rFonts w:eastAsia="Times New Roman" w:cs="Times New Roman"/>
+          <w:sz w:val="24"/>
+          <w:szCs w:val="24"/>
           <w:u w:val="single"/>
         </w:rPr>
         <w:t xml:space="preserve">  </w:t>
       </w:r>
       <w:r>
         <w:rPr>
+          <w:rFonts w:eastAsia="Times New Roman" w:cs="Times New Roman"/>
+          <w:sz w:val="24"/>
+          <w:szCs w:val="24"/>
           <w:highlight w:val="yellow"/>
           <w:u w:val="single"/>
         </w:rPr>
@@ -502,9 +513,13 @@
       </w:r>
       <w:r>
         <w:rPr>
+          <w:rFonts w:eastAsia="Times New Roman" w:cs="Times New Roman"/>
+          <w:sz w:val="24"/>
+          <w:szCs w:val="24"/>
           <w:u w:val="single"/>
         </w:rPr>
         <w:tab/>
+        <w:t xml:space="preserve"> </w:t>
       </w:r>
     </w:p>
     <w:bookmarkEnd w:id="0"/>
@@ -613,7 +628,11 @@
       </w:pPr>
       <w:r>
         <w:rPr>
+          <w:rFonts w:eastAsia="Calibri" w:cs="Times New Roman"/>
+          <w:b/>
+          <w:szCs w:val="28"/>
           <w:highlight w:val="yellow"/>
+          <w:lang w:eastAsia="zh-CN"/>
         </w:rPr>
         <w:t>{{ index }} {{ name }}</w:t>
       </w:r>
@@ -662,16 +681,27 @@
       <w:proofErr w:type="gramStart"/>
       <w:proofErr w:type="gramEnd"/>
       <w:r>
+        <w:rPr>
+          <w:rFonts w:eastAsia="Times New Roman" w:cs="Times New Roman"/>
+          <w:sz w:val="24"/>
+          <w:szCs w:val="24"/>
+        </w:rPr>
         <w:t xml:space="preserve">по направлению подготовки </w:t>
       </w:r>
       <w:r>
         <w:rPr>
+          <w:rFonts w:eastAsia="Times New Roman" w:cs="Times New Roman"/>
+          <w:sz w:val="24"/>
+          <w:szCs w:val="24"/>
           <w:u w:val="single"/>
         </w:rPr>
         <w:t xml:space="preserve"> </w:t>
       </w:r>
       <w:r>
         <w:rPr>
+          <w:rFonts w:eastAsia="Times New Roman" w:cs="Times New Roman"/>
+          <w:sz w:val="24"/>
+          <w:szCs w:val="24"/>
           <w:highlight w:val="yellow"/>
           <w:u w:val="single"/>
         </w:rPr>
@@ -679,6 +709,9 @@
       </w:r>
       <w:r>
         <w:rPr>
+          <w:rFonts w:eastAsia="Times New Roman" w:cs="Times New Roman"/>
+          <w:sz w:val="24"/>
+          <w:szCs w:val="24"/>
           <w:u w:val="single"/>
         </w:rPr>
         <w:tab/>
@@ -731,10 +764,18 @@
         </w:rPr>
       </w:pPr>
       <w:r>
+        <w:rPr>
+          <w:rFonts w:eastAsia="Times New Roman" w:cs="Times New Roman"/>
+          <w:sz w:val="24"/>
+          <w:szCs w:val="24"/>
+        </w:rPr>
         <w:t xml:space="preserve">направленности (профиля) </w:t>
       </w:r>
       <w:r>
         <w:rPr>
+          <w:rFonts w:eastAsia="Times New Roman" w:cs="Times New Roman"/>
+          <w:sz w:val="24"/>
+          <w:szCs w:val="24"/>
           <w:highlight w:val="yellow"/>
           <w:u w:val="single"/>
         </w:rPr>
@@ -742,6 +783,27 @@
       </w:r>
       <w:r>
         <w:rPr>
+          <w:rFonts w:eastAsia="Times New Roman" w:cs="Times New Roman"/>
+          <w:sz w:val="24"/>
+          <w:szCs w:val="24"/>
+          <w:u w:val="single"/>
+        </w:rPr>
+        <w:tab/>
+      </w:r>
+      <w:r>
+        <w:rPr>
+          <w:rFonts w:eastAsia="Times New Roman" w:cs="Times New Roman"/>
+          <w:sz w:val="24"/>
+          <w:szCs w:val="24"/>
+          <w:u w:val="single"/>
+        </w:rPr>
+        <w:tab/>
+      </w:r>
+      <w:r>
+        <w:rPr>
+          <w:rFonts w:eastAsia="Times New Roman" w:cs="Times New Roman"/>
+          <w:sz w:val="24"/>
+          <w:szCs w:val="24"/>
           <w:u w:val="single"/>
         </w:rPr>
         <w:tab/>
@@ -794,23 +856,64 @@
         </w:rPr>
       </w:pPr>
       <w:r>
+        <w:rPr>
+          <w:rFonts w:eastAsia="Times New Roman" w:cs="Times New Roman"/>
+          <w:sz w:val="24"/>
+          <w:szCs w:val="24"/>
+        </w:rPr>
         <w:t xml:space="preserve">форма обучения </w:t>
       </w:r>
       <w:r>
         <w:rPr>
+          <w:rFonts w:eastAsia="Times New Roman" w:cs="Times New Roman"/>
+          <w:sz w:val="24"/>
+          <w:szCs w:val="24"/>
           <w:u w:val="single"/>
         </w:rPr>
         <w:t xml:space="preserve">  </w:t>
       </w:r>
       <w:r>
         <w:rPr>
+          <w:rFonts w:eastAsia="Times New Roman" w:cs="Times New Roman"/>
+          <w:sz w:val="24"/>
+          <w:szCs w:val="24"/>
           <w:highlight w:val="yellow"/>
           <w:u w:val="single"/>
         </w:rPr>
-        <w:t>{{ form_study }}</w:t>
-      </w:r>
-      <w:r>
-        <w:rPr>
+        <w:t xml:space="preserve">{{ form_study }}  </w:t>
+      </w:r>
+      <w:r>
+        <w:rPr>
+          <w:rFonts w:eastAsia="Times New Roman" w:cs="Times New Roman"/>
+          <w:sz w:val="24"/>
+          <w:szCs w:val="24"/>
+          <w:u w:val="single"/>
+        </w:rPr>
+        <w:tab/>
+      </w:r>
+      <w:r>
+        <w:rPr>
+          <w:rFonts w:eastAsia="Times New Roman" w:cs="Times New Roman"/>
+          <w:sz w:val="24"/>
+          <w:szCs w:val="24"/>
+          <w:u w:val="single"/>
+        </w:rPr>
+        <w:tab/>
+      </w:r>
+      <w:r>
+        <w:rPr>
+          <w:rFonts w:eastAsia="Times New Roman" w:cs="Times New Roman"/>
+          <w:sz w:val="24"/>
+          <w:szCs w:val="24"/>
+          <w:u w:val="single"/>
+        </w:rPr>
+        <w:tab/>
+      </w:r>
+      <w:r>
+        <w:rPr>
+          <w:rFonts w:eastAsia="Times New Roman" w:cs="Times New Roman"/>
+          <w:sz w:val="24"/>
+          <w:szCs w:val="24"/>
           <w:u w:val="single"/>
         </w:rPr>
         <w:tab/>
@@ -883,6 +986,30 @@
     </w:p>
     <w:p>
       <w:pPr>
+        <w:tabs>
+          <w:tab w:val="left" w:pos="2694"/>
+        </w:tabs>
+        <w:ind w:right="-2"/>
+        <w:rPr>
+          <w:sz w:val="24"/>
+          <w:szCs w:val="24"/>
+        </w:rPr>
+      </w:pPr>
+    </w:p>
+    <w:p>
+      <w:pPr>
+        <w:tabs>
+          <w:tab w:val="left" w:pos="2694"/>
+        </w:tabs>
+        <w:ind w:right="-2"/>
+        <w:rPr>
+          <w:sz w:val="24"/>
+          <w:szCs w:val="24"/>
+        </w:rPr>
+      </w:pPr>
+    </w:p>
+    <w:p>
+      <w:pPr>
         <w:ind w:right="-2"/>
         <w:rPr>
           <w:sz w:val="24"/>
@@ -997,10 +1124,16 @@
         </w:rPr>
       </w:pPr>
       <w:r>
+        <w:rPr>
+          <w:b/>
+          <w:i/>
+        </w:rPr>
         <w:t xml:space="preserve">Задачи к разделу 1. (оцениваемая компетенция и индикатор </w:t>
       </w:r>
       <w:r>
         <w:rPr>
+          <w:b/>
+          <w:i/>
           <w:highlight w:val="yellow"/>
         </w:rPr>
         <w:t>{{ fos_indicators }}</w:t>

--- a/templates/fos_2026_tagged.docx
+++ b/templates/fos_2026_tagged.docx
@@ -662,10 +662,6 @@
     <w:p>
       <w:pPr>
         <w:widowControl w:val="0"/>
-        <w:tabs>
-          <w:tab w:val="left" w:pos="5670"/>
-          <w:tab w:val="right" w:pos="8080"/>
-        </w:tabs>
         <w:autoSpaceDE w:val="0"/>
         <w:autoSpaceDN w:val="0"/>
         <w:spacing w:after="0" w:line="320" w:lineRule="exact"/>
@@ -676,6 +672,9 @@
           <w:sz w:val="24"/>
           <w:szCs w:val="24"/>
         </w:rPr>
+        <w:tabs>
+          <w:tab w:val="right" w:pos="9638"/>
+        </w:tabs>
       </w:pPr>
       <w:bookmarkStart w:id="2" w:name="_Hlk205899004"/>
       <w:proofErr w:type="gramStart"/>
@@ -748,10 +747,6 @@
     <w:p>
       <w:pPr>
         <w:widowControl w:val="0"/>
-        <w:tabs>
-          <w:tab w:val="left" w:pos="6663"/>
-          <w:tab w:val="right" w:pos="8080"/>
-        </w:tabs>
         <w:autoSpaceDE w:val="0"/>
         <w:autoSpaceDN w:val="0"/>
         <w:spacing w:after="0" w:line="320" w:lineRule="exact"/>
@@ -762,6 +757,9 @@
           <w:sz w:val="24"/>
           <w:szCs w:val="24"/>
         </w:rPr>
+        <w:tabs>
+          <w:tab w:val="right" w:pos="9638"/>
+        </w:tabs>
       </w:pPr>
       <w:r>
         <w:rPr>
@@ -780,24 +778,6 @@
           <w:u w:val="single"/>
         </w:rPr>
         <w:t>{{ profile }}</w:t>
-      </w:r>
-      <w:r>
-        <w:rPr>
-          <w:rFonts w:eastAsia="Times New Roman" w:cs="Times New Roman"/>
-          <w:sz w:val="24"/>
-          <w:szCs w:val="24"/>
-          <w:u w:val="single"/>
-        </w:rPr>
-        <w:tab/>
-      </w:r>
-      <w:r>
-        <w:rPr>
-          <w:rFonts w:eastAsia="Times New Roman" w:cs="Times New Roman"/>
-          <w:sz w:val="24"/>
-          <w:szCs w:val="24"/>
-          <w:u w:val="single"/>
-        </w:rPr>
-        <w:tab/>
       </w:r>
       <w:r>
         <w:rPr>
@@ -839,10 +819,6 @@
     <w:p>
       <w:pPr>
         <w:widowControl w:val="0"/>
-        <w:tabs>
-          <w:tab w:val="left" w:pos="5670"/>
-          <w:tab w:val="right" w:pos="8080"/>
-        </w:tabs>
         <w:autoSpaceDE w:val="0"/>
         <w:autoSpaceDN w:val="0"/>
         <w:spacing w:after="0" w:line="320" w:lineRule="exact"/>
@@ -854,6 +830,9 @@
           <w:sz w:val="24"/>
           <w:szCs w:val="24"/>
         </w:rPr>
+        <w:tabs>
+          <w:tab w:val="right" w:pos="9638"/>
+        </w:tabs>
       </w:pPr>
       <w:r>
         <w:rPr>
@@ -881,33 +860,6 @@
           <w:u w:val="single"/>
         </w:rPr>
         <w:t xml:space="preserve">{{ form_study }}  </w:t>
-      </w:r>
-      <w:r>
-        <w:rPr>
-          <w:rFonts w:eastAsia="Times New Roman" w:cs="Times New Roman"/>
-          <w:sz w:val="24"/>
-          <w:szCs w:val="24"/>
-          <w:u w:val="single"/>
-        </w:rPr>
-        <w:tab/>
-      </w:r>
-      <w:r>
-        <w:rPr>
-          <w:rFonts w:eastAsia="Times New Roman" w:cs="Times New Roman"/>
-          <w:sz w:val="24"/>
-          <w:szCs w:val="24"/>
-          <w:u w:val="single"/>
-        </w:rPr>
-        <w:tab/>
-      </w:r>
-      <w:r>
-        <w:rPr>
-          <w:rFonts w:eastAsia="Times New Roman" w:cs="Times New Roman"/>
-          <w:sz w:val="24"/>
-          <w:szCs w:val="24"/>
-          <w:u w:val="single"/>
-        </w:rPr>
-        <w:tab/>
       </w:r>
       <w:r>
         <w:rPr>
@@ -1034,32 +986,7 @@
     </w:p>
     <w:p>
       <w:pPr>
-        <w:spacing w:after="200" w:line="276" w:lineRule="auto"/>
-        <w:jc w:val="left"/>
-        <w:rPr>
-          <w:sz w:val="24"/>
-          <w:szCs w:val="24"/>
-        </w:rPr>
-      </w:pPr>
-      <w:r>
-        <w:rPr>
-          <w:sz w:val="24"/>
-          <w:szCs w:val="24"/>
-        </w:rPr>
-        <w:br w:type="page"/>
-      </w:r>
-    </w:p>
-    <w:p>
-      <w:pPr>
-        <w:ind w:right="-2"/>
-        <w:rPr>
-          <w:sz w:val="24"/>
-          <w:szCs w:val="24"/>
-        </w:rPr>
-      </w:pPr>
-    </w:p>
-    <w:p>
-      <w:pPr>
+        <w:pageBreakBefore/>
         <w:spacing w:after="0"/>
         <w:ind w:firstLine="567"/>
         <w:jc w:val="both"/>

--- a/templates/fos_2026_tagged.docx
+++ b/templates/fos_2026_tagged.docx
@@ -13,85 +13,99 @@
       </w:pPr>
       <w:r>
         <w:rPr>
-          <w:rFonts w:ascii="Tahoma"/>
+          <w:rFonts w:ascii="Tahoma" w:hAnsi="Tahoma"/>
+          <w:sz w:val="24"/>
         </w:rPr>
         <w:t>Федеральное</w:t>
       </w:r>
       <w:r>
         <w:rPr>
-          <w:rFonts w:ascii="Tahoma"/>
+          <w:rFonts w:ascii="Tahoma" w:hAnsi="Tahoma"/>
+          <w:sz w:val="24"/>
         </w:rPr>
         <w:t xml:space="preserve"> </w:t>
       </w:r>
       <w:r>
         <w:rPr>
-          <w:rFonts w:ascii="Tahoma"/>
+          <w:rFonts w:ascii="Tahoma" w:hAnsi="Tahoma"/>
+          <w:sz w:val="24"/>
         </w:rPr>
         <w:t>государственное</w:t>
       </w:r>
       <w:r>
         <w:rPr>
-          <w:rFonts w:ascii="Tahoma"/>
+          <w:rFonts w:ascii="Tahoma" w:hAnsi="Tahoma"/>
+          <w:sz w:val="24"/>
         </w:rPr>
         <w:t xml:space="preserve"> </w:t>
       </w:r>
       <w:r>
         <w:rPr>
-          <w:rFonts w:ascii="Tahoma"/>
+          <w:rFonts w:ascii="Tahoma" w:hAnsi="Tahoma"/>
+          <w:sz w:val="24"/>
         </w:rPr>
         <w:t>бюджетное</w:t>
       </w:r>
       <w:r>
         <w:rPr>
-          <w:rFonts w:ascii="Tahoma"/>
+          <w:rFonts w:ascii="Tahoma" w:hAnsi="Tahoma"/>
+          <w:sz w:val="24"/>
         </w:rPr>
         <w:t xml:space="preserve"> </w:t>
       </w:r>
       <w:r>
         <w:rPr>
-          <w:rFonts w:ascii="Tahoma"/>
+          <w:rFonts w:ascii="Tahoma" w:hAnsi="Tahoma"/>
+          <w:sz w:val="24"/>
         </w:rPr>
         <w:t>образовательное</w:t>
       </w:r>
       <w:r>
         <w:rPr>
-          <w:rFonts w:ascii="Tahoma"/>
+          <w:rFonts w:ascii="Tahoma" w:hAnsi="Tahoma"/>
+          <w:sz w:val="24"/>
         </w:rPr>
         <w:t xml:space="preserve"> </w:t>
       </w:r>
       <w:r>
         <w:rPr>
-          <w:rFonts w:ascii="Tahoma"/>
+          <w:rFonts w:ascii="Tahoma" w:hAnsi="Tahoma"/>
+          <w:sz w:val="24"/>
         </w:rPr>
         <w:t>учреждение</w:t>
       </w:r>
       <w:r>
         <w:rPr>
-          <w:rFonts w:ascii="Tahoma"/>
+          <w:rFonts w:ascii="Tahoma" w:hAnsi="Tahoma"/>
+          <w:sz w:val="24"/>
         </w:rPr>
         <w:t xml:space="preserve"> </w:t>
       </w:r>
       <w:r>
         <w:rPr>
-          <w:rFonts w:ascii="Tahoma"/>
+          <w:rFonts w:ascii="Tahoma" w:hAnsi="Tahoma"/>
+          <w:sz w:val="24"/>
         </w:rPr>
         <w:br/>
       </w:r>
       <w:r>
         <w:rPr>
-          <w:rFonts w:ascii="Tahoma"/>
+          <w:rFonts w:ascii="Tahoma" w:hAnsi="Tahoma"/>
+          <w:sz w:val="24"/>
         </w:rPr>
         <w:t>высшего</w:t>
       </w:r>
       <w:r>
         <w:rPr>
-          <w:rFonts w:ascii="Tahoma"/>
+          <w:rFonts w:ascii="Tahoma" w:hAnsi="Tahoma"/>
+          <w:sz w:val="24"/>
         </w:rPr>
         <w:t xml:space="preserve"> </w:t>
       </w:r>
       <w:r>
         <w:rPr>
-          <w:rFonts w:ascii="Tahoma"/>
+          <w:rFonts w:ascii="Tahoma" w:hAnsi="Tahoma"/>
+          <w:sz w:val="24"/>
         </w:rPr>
         <w:t>образования</w:t>
       </w:r>
@@ -107,31 +121,36 @@
       </w:pPr>
       <w:r>
         <w:rPr>
-          <w:rFonts w:ascii="Tahoma"/>
+          <w:rFonts w:ascii="Tahoma" w:hAnsi="Tahoma"/>
+          <w:sz w:val="24"/>
         </w:rPr>
         <w:t>«Государственный</w:t>
       </w:r>
       <w:r>
         <w:rPr>
-          <w:rFonts w:ascii="Tahoma"/>
+          <w:rFonts w:ascii="Tahoma" w:hAnsi="Tahoma"/>
+          <w:sz w:val="24"/>
         </w:rPr>
         <w:t xml:space="preserve"> </w:t>
       </w:r>
       <w:r>
         <w:rPr>
-          <w:rFonts w:ascii="Tahoma"/>
+          <w:rFonts w:ascii="Tahoma" w:hAnsi="Tahoma"/>
+          <w:sz w:val="24"/>
         </w:rPr>
         <w:t>университет</w:t>
       </w:r>
       <w:r>
         <w:rPr>
-          <w:rFonts w:ascii="Tahoma"/>
+          <w:rFonts w:ascii="Tahoma" w:hAnsi="Tahoma"/>
+          <w:sz w:val="24"/>
         </w:rPr>
         <w:t xml:space="preserve"> </w:t>
       </w:r>
       <w:r>
         <w:rPr>
-          <w:rFonts w:ascii="Tahoma"/>
+          <w:rFonts w:ascii="Tahoma" w:hAnsi="Tahoma"/>
+          <w:sz w:val="24"/>
         </w:rPr>
         <w:t>управления»</w:t>
       </w:r>
@@ -506,7 +525,6 @@
           <w:rFonts w:eastAsia="Times New Roman" w:cs="Times New Roman"/>
           <w:sz w:val="24"/>
           <w:szCs w:val="24"/>
-          <w:highlight w:val="yellow"/>
           <w:u w:val="single"/>
         </w:rPr>
         <w:t>{{ department_name }}</w:t>
@@ -631,7 +649,6 @@
           <w:rFonts w:eastAsia="Calibri" w:cs="Times New Roman"/>
           <w:b/>
           <w:szCs w:val="28"/>
-          <w:highlight w:val="yellow"/>
           <w:lang w:eastAsia="zh-CN"/>
         </w:rPr>
         <w:t>{{ index }} {{ name }}</w:t>
@@ -701,7 +718,6 @@
           <w:rFonts w:eastAsia="Times New Roman" w:cs="Times New Roman"/>
           <w:sz w:val="24"/>
           <w:szCs w:val="24"/>
-          <w:highlight w:val="yellow"/>
           <w:u w:val="single"/>
         </w:rPr>
         <w:t>{{ direction }}</w:t>
@@ -774,7 +790,6 @@
           <w:rFonts w:eastAsia="Times New Roman" w:cs="Times New Roman"/>
           <w:sz w:val="24"/>
           <w:szCs w:val="24"/>
-          <w:highlight w:val="yellow"/>
           <w:u w:val="single"/>
         </w:rPr>
         <w:t>{{ profile }}</w:t>
@@ -856,7 +871,6 @@
           <w:rFonts w:eastAsia="Times New Roman" w:cs="Times New Roman"/>
           <w:sz w:val="24"/>
           <w:szCs w:val="24"/>
-          <w:highlight w:val="yellow"/>
           <w:u w:val="single"/>
         </w:rPr>
         <w:t xml:space="preserve">{{ form_study }}  </w:t>
@@ -1061,7 +1075,6 @@
         <w:rPr>
           <w:b/>
           <w:i/>
-          <w:highlight w:val="yellow"/>
         </w:rPr>
         <w:t>{{ fos_indicators }}</w:t>
       </w:r>
